--- a/머신러닝-데이터분석-기초/파이썬_함수와_실습_학습지.docx
+++ b/머신러닝-데이터분석-기초/파이썬_함수와_실습_학습지.docx
@@ -3784,467 +3784,6 @@
         </w:tc>
       </w:tr>
     </w:tbl>
-    <w:p>
-      <w:r>
-        <w:br w:type="page"/>
-      </w:r>
-    </w:p>
-    <w:p>
-      <w:pPr>
-        <w:pStyle w:val="Heading1"/>
-      </w:pPr>
-      <w:r>
-        <w:t xml:space="preserve">Part 4. 확인 퀴즈</w:t>
-      </w:r>
-    </w:p>
-    <w:p>
-      <w:pPr>
-        <w:spacing w:after="120" w:line="276"/>
-      </w:pPr>
-      <w:r>
-        <w:t xml:space="preserve">총 10문항. 풀어본 뒤 다음 페이지 정답으로 채점하세요.</w:t>
-      </w:r>
-    </w:p>
-    <w:p>
-      <w:pPr>
-        <w:pStyle w:val="ListParagraph"/>
-        <w:numPr>
-          <w:ilvl w:val="0"/>
-          <w:numId w:val="2"/>
-        </w:numPr>
-        <w:spacing w:after="80" w:line="264"/>
-      </w:pPr>
-      <w:r>
-        <w:t xml:space="preserve">def add(a, b): return a+b 에서 a, b는 매개변수인가 인자인가? add(3,5)의 3,5는?</w:t>
-      </w:r>
-    </w:p>
-    <w:p>
-      <w:pPr>
-        <w:pStyle w:val="ListParagraph"/>
-        <w:numPr>
-          <w:ilvl w:val="0"/>
-          <w:numId w:val="2"/>
-        </w:numPr>
-        <w:spacing w:after="80" w:line="264"/>
-      </w:pPr>
-      <w:r>
-        <w:t xml:space="preserve">return이 없는 함수를 호출해 그 결과를 변수에 담으면 변수에는 무엇이 들어가는가?</w:t>
-      </w:r>
-    </w:p>
-    <w:p>
-      <w:pPr>
-        <w:pStyle w:val="ListParagraph"/>
-        <w:numPr>
-          <w:ilvl w:val="0"/>
-          <w:numId w:val="2"/>
-        </w:numPr>
-        <w:spacing w:after="80" w:line="264"/>
-      </w:pPr>
-      <w:r>
-        <w:t xml:space="preserve">def greet(name, msg="안녕") 에서 greet("철수") 의 출력 결과는? (본문 형식: name님, msg!)</w:t>
-      </w:r>
-    </w:p>
-    <w:p>
-      <w:pPr>
-        <w:pStyle w:val="ListParagraph"/>
-        <w:numPr>
-          <w:ilvl w:val="0"/>
-          <w:numId w:val="2"/>
-        </w:numPr>
-        <w:spacing w:after="80" w:line="264"/>
-      </w:pPr>
-      <w:r>
-        <w:t xml:space="preserve">*args 와 **kwargs 는 각각 인자들을 어떤 자료형으로 묶는가?</w:t>
-      </w:r>
-    </w:p>
-    <w:p>
-      <w:pPr>
-        <w:pStyle w:val="ListParagraph"/>
-        <w:numPr>
-          <w:ilvl w:val="0"/>
-          <w:numId w:val="2"/>
-        </w:numPr>
-        <w:spacing w:after="80" w:line="264"/>
-      </w:pPr>
-      <w:r>
-        <w:t xml:space="preserve">매개변수를 쓸 때 일반 매개변수, *args, **kwargs 의 올바른 순서는?</w:t>
-      </w:r>
-    </w:p>
-    <w:p>
-      <w:pPr>
-        <w:pStyle w:val="ListParagraph"/>
-        <w:numPr>
-          <w:ilvl w:val="0"/>
-          <w:numId w:val="2"/>
-        </w:numPr>
-        <w:spacing w:after="80" w:line="264"/>
-      </w:pPr>
-      <w:r>
-        <w:t xml:space="preserve">range(2, 10) 이 만드는 숫자를 모두 쓰시오.</w:t>
-      </w:r>
-    </w:p>
-    <w:p>
-      <w:pPr>
-        <w:pStyle w:val="ListParagraph"/>
-        <w:numPr>
-          <w:ilvl w:val="0"/>
-          <w:numId w:val="2"/>
-        </w:numPr>
-        <w:spacing w:after="80" w:line="264"/>
-      </w:pPr>
-      <w:r>
-        <w:t xml:space="preserve">sorted(리스트) 와 리스트.sort() 의 가장 큰 차이는?</w:t>
-      </w:r>
-    </w:p>
-    <w:p>
-      <w:pPr>
-        <w:pStyle w:val="ListParagraph"/>
-        <w:numPr>
-          <w:ilvl w:val="0"/>
-          <w:numId w:val="2"/>
-        </w:numPr>
-        <w:spacing w:after="80" w:line="264"/>
-      </w:pPr>
-      <w:r>
-        <w:t xml:space="preserve">리스트 members의 각 요소가 딕셔너리일 때, 첫 회원의 이름에 접근하는 코드는?</w:t>
-      </w:r>
-    </w:p>
-    <w:p>
-      <w:pPr>
-        <w:pStyle w:val="ListParagraph"/>
-        <w:numPr>
-          <w:ilvl w:val="0"/>
-          <w:numId w:val="2"/>
-        </w:numPr>
-        <w:spacing w:after="80" w:line="264"/>
-      </w:pPr>
-      <w:r>
-        <w:t xml:space="preserve">딕셔너리로 개수를 셀 때, 처음 등장한 키와 이미 있는 키를 각각 어떻게 처리하는가?</w:t>
-      </w:r>
-    </w:p>
-    <w:p>
-      <w:pPr>
-        <w:pStyle w:val="ListParagraph"/>
-        <w:numPr>
-          <w:ilvl w:val="0"/>
-          <w:numId w:val="2"/>
-        </w:numPr>
-        <w:spacing w:after="80" w:line="264"/>
-      </w:pPr>
-      <w:r>
-        <w:t xml:space="preserve">closet = {"상의": ["셔츠"]} 에서 "상의"에 "니트"를 추가하는 코드 한 줄은?</w:t>
-      </w:r>
-    </w:p>
-    <w:p>
-      <w:r>
-        <w:br w:type="page"/>
-      </w:r>
-    </w:p>
-    <w:p>
-      <w:pPr>
-        <w:pStyle w:val="Heading1"/>
-      </w:pPr>
-      <w:r>
-        <w:t xml:space="preserve">정답 및 해설</w:t>
-      </w:r>
-    </w:p>
-    <w:p>
-      <w:pPr>
-        <w:shd w:fill="E2EFDA" w:val="clear"/>
-        <w:spacing w:after="100" w:line="264"/>
-      </w:pPr>
-      <w:r>
-        <w:rPr>
-          <w:b/>
-          <w:bCs/>
-          <w:color w:val="375623"/>
-        </w:rPr>
-        <w:t xml:space="preserve">1. </w:t>
-      </w:r>
-      <w:r>
-        <w:t xml:space="preserve">a, b는 </w:t>
-      </w:r>
-      <w:r>
-        <w:rPr>
-          <w:b/>
-          <w:bCs/>
-        </w:rPr>
-        <w:t xml:space="preserve">매개변수(parameter)</w:t>
-      </w:r>
-      <w:r>
-        <w:t xml:space="preserve">, 3과 5는 </w:t>
-      </w:r>
-      <w:r>
-        <w:rPr>
-          <w:b/>
-          <w:bCs/>
-        </w:rPr>
-        <w:t xml:space="preserve">인자(argument)</w:t>
-      </w:r>
-      <w:r>
-        <w:t xml:space="preserve">.</w:t>
-      </w:r>
-    </w:p>
-    <w:p>
-      <w:pPr>
-        <w:shd w:fill="E2EFDA" w:val="clear"/>
-        <w:spacing w:after="100" w:line="264"/>
-      </w:pPr>
-      <w:r>
-        <w:rPr>
-          <w:b/>
-          <w:bCs/>
-          <w:color w:val="375623"/>
-        </w:rPr>
-        <w:t xml:space="preserve">2. </w:t>
-      </w:r>
-      <w:r>
-        <w:rPr>
-          <w:b/>
-          <w:bCs/>
-        </w:rPr>
-        <w:t xml:space="preserve">None</w:t>
-      </w:r>
-      <w:r>
-        <w:t xml:space="preserve">. return이 없으면 함수는 None을 반환한다.</w:t>
-      </w:r>
-    </w:p>
-    <w:p>
-      <w:pPr>
-        <w:shd w:fill="E2EFDA" w:val="clear"/>
-        <w:spacing w:after="100" w:line="264"/>
-      </w:pPr>
-      <w:r>
-        <w:rPr>
-          <w:b/>
-          <w:bCs/>
-          <w:color w:val="375623"/>
-        </w:rPr>
-        <w:t xml:space="preserve">3. </w:t>
-      </w:r>
-      <w:r>
-        <w:rPr>
-          <w:b/>
-          <w:bCs/>
-        </w:rPr>
-        <w:t xml:space="preserve">철수님, 안녕!</w:t>
-      </w:r>
-      <w:r>
-        <w:t xml:space="preserve"> (msg를 안 넘겨 기본값 "안녕"이 쓰임).</w:t>
-      </w:r>
-    </w:p>
-    <w:p>
-      <w:pPr>
-        <w:shd w:fill="E2EFDA" w:val="clear"/>
-        <w:spacing w:after="100" w:line="264"/>
-      </w:pPr>
-      <w:r>
-        <w:rPr>
-          <w:b/>
-          <w:bCs/>
-          <w:color w:val="375623"/>
-        </w:rPr>
-        <w:t xml:space="preserve">4. </w:t>
-      </w:r>
-      <w:r>
-        <w:t xml:space="preserve">*args는 </w:t>
-      </w:r>
-      <w:r>
-        <w:rPr>
-          <w:b/>
-          <w:bCs/>
-        </w:rPr>
-        <w:t xml:space="preserve">튜플</w:t>
-      </w:r>
-      <w:r>
-        <w:t xml:space="preserve">, </w:t>
-      </w:r>
-      <w:r>
-        <w:rPr>
-          <w:b/>
-          <w:bCs/>
-        </w:rPr>
-        <w:t xml:space="preserve">kwargs는 </w:t>
-      </w:r>
-      <w:r>
-        <w:t xml:space="preserve">딕셔너리**로 묶는다.</w:t>
-      </w:r>
-    </w:p>
-    <w:p>
-      <w:pPr>
-        <w:shd w:fill="E2EFDA" w:val="clear"/>
-        <w:spacing w:after="100" w:line="264"/>
-      </w:pPr>
-      <w:r>
-        <w:rPr>
-          <w:b/>
-          <w:bCs/>
-          <w:color w:val="375623"/>
-        </w:rPr>
-        <w:t xml:space="preserve">5. </w:t>
-      </w:r>
-      <w:r>
-        <w:t xml:space="preserve">**일반 매개변수 → *args → </w:t>
-      </w:r>
-      <w:r>
-        <w:rPr>
-          <w:b/>
-          <w:bCs/>
-        </w:rPr>
-        <w:t xml:space="preserve">kwargs</w:t>
-      </w:r>
-      <w:r>
-        <w:t xml:space="preserve"> 순서.</w:t>
-      </w:r>
-    </w:p>
-    <w:p>
-      <w:pPr>
-        <w:shd w:fill="E2EFDA" w:val="clear"/>
-        <w:spacing w:after="100" w:line="264"/>
-      </w:pPr>
-      <w:r>
-        <w:rPr>
-          <w:b/>
-          <w:bCs/>
-          <w:color w:val="375623"/>
-        </w:rPr>
-        <w:t xml:space="preserve">6. </w:t>
-      </w:r>
-      <w:r>
-        <w:rPr>
-          <w:b/>
-          <w:bCs/>
-        </w:rPr>
-        <w:t xml:space="preserve">2, 3, 4, 5, 6, 7, 8, 9</w:t>
-      </w:r>
-      <w:r>
-        <w:t xml:space="preserve"> (끝 10은 미포함).</w:t>
-      </w:r>
-    </w:p>
-    <w:p>
-      <w:pPr>
-        <w:shd w:fill="E2EFDA" w:val="clear"/>
-        <w:spacing w:after="100" w:line="264"/>
-      </w:pPr>
-      <w:r>
-        <w:rPr>
-          <w:b/>
-          <w:bCs/>
-          <w:color w:val="375623"/>
-        </w:rPr>
-        <w:t xml:space="preserve">7. </w:t>
-      </w:r>
-      <w:r>
-        <w:rPr>
-          <w:b/>
-          <w:bCs/>
-        </w:rPr>
-        <w:t xml:space="preserve">sorted()는 새 리스트를 반환(원본 유지)</w:t>
-      </w:r>
-      <w:r>
-        <w:t xml:space="preserve">, </w:t>
-      </w:r>
-      <w:r>
-        <w:rPr>
-          <w:b/>
-          <w:bCs/>
-        </w:rPr>
-        <w:t xml:space="preserve">.sort()는 원본을 직접 바꾸고 None 반환</w:t>
-      </w:r>
-      <w:r>
-        <w:t xml:space="preserve">.</w:t>
-      </w:r>
-    </w:p>
-    <w:p>
-      <w:pPr>
-        <w:shd w:fill="E2EFDA" w:val="clear"/>
-        <w:spacing w:after="100" w:line="264"/>
-      </w:pPr>
-      <w:r>
-        <w:rPr>
-          <w:b/>
-          <w:bCs/>
-          <w:color w:val="375623"/>
-        </w:rPr>
-        <w:t xml:space="preserve">8. </w:t>
-      </w:r>
-      <w:r>
-        <w:rPr>
-          <w:b/>
-          <w:bCs/>
-        </w:rPr>
-        <w:t xml:space="preserve">members[0]["name"]</w:t>
-      </w:r>
-      <w:r>
-        <w:t xml:space="preserve"> (리스트에서 0번 딕셔너리 → 그 안의 name 키).</w:t>
-      </w:r>
-    </w:p>
-    <w:p>
-      <w:pPr>
-        <w:shd w:fill="E2EFDA" w:val="clear"/>
-        <w:spacing w:after="100" w:line="264"/>
-      </w:pPr>
-      <w:r>
-        <w:rPr>
-          <w:b/>
-          <w:bCs/>
-          <w:color w:val="375623"/>
-        </w:rPr>
-        <w:t xml:space="preserve">9. </w:t>
-      </w:r>
-      <w:r>
-        <w:t xml:space="preserve">처음이면 </w:t>
-      </w:r>
-      <w:r>
-        <w:rPr>
-          <w:b/>
-          <w:bCs/>
-        </w:rPr>
-        <w:t xml:space="preserve">해당 키 = 1로 초기화</w:t>
-      </w:r>
-      <w:r>
-        <w:t xml:space="preserve">, 이미 있으면 </w:t>
-      </w:r>
-      <w:r>
-        <w:rPr>
-          <w:b/>
-          <w:bCs/>
-        </w:rPr>
-        <w:t xml:space="preserve">+= 1</w:t>
-      </w:r>
-      <w:r>
-        <w:t xml:space="preserve">. (또는 get(키,0)+1)</w:t>
-      </w:r>
-    </w:p>
-    <w:p>
-      <w:pPr>
-        <w:shd w:fill="E2EFDA" w:val="clear"/>
-        <w:spacing w:after="100" w:line="264"/>
-      </w:pPr>
-      <w:r>
-        <w:rPr>
-          <w:b/>
-          <w:bCs/>
-          <w:color w:val="375623"/>
-        </w:rPr>
-        <w:t xml:space="preserve">10. </w:t>
-      </w:r>
-      <w:r>
-        <w:rPr>
-          <w:b/>
-          <w:bCs/>
-        </w:rPr>
-        <w:t xml:space="preserve">closet["상의"].append("니트")</w:t>
-      </w:r>
-    </w:p>
-    <w:p>
-      <w:pPr>
-        <w:spacing w:after="60"/>
-      </w:pPr>
-      <w:r>
-        <w:t xml:space="preserve"/>
-      </w:r>
-    </w:p>
     <w:tbl>
       <w:tblPr>
         <w:tblW w:type="dxa" w:w="9360"/>
